--- a/materials/word/文献综述材料包.docx
+++ b/materials/word/文献综述材料包.docx
@@ -13,7 +13,7 @@
     </w:p>
     <w:p>
       <w:r>
-        <w:t>本文件汇总可用于文献综述部分的文献材料。</w:t>
+        <w:t>筛选条件：对应章节包含“文献综述”，或用途包含“文献综述”。</w:t>
       </w:r>
     </w:p>
     <w:p>

--- a/materials/word/文献综述材料包.docx
+++ b/materials/word/文献综述材料包.docx
@@ -18,7 +18,7 @@
     </w:p>
     <w:p>
       <w:r>
-        <w:t>文献数量：0</w:t>
+        <w:t>文献数量：1</w:t>
       </w:r>
     </w:p>
     <w:p>
@@ -105,6 +105,64 @@
           </w:p>
         </w:tc>
       </w:tr>
+      <w:tr>
+        <w:tc>
+          <w:tcPr>
+            <w:tcW w:type="dxa" w:w="1440"/>
+          </w:tcPr>
+          <w:p>
+            <w:r>
+              <w:t>1</w:t>
+            </w:r>
+          </w:p>
+        </w:tc>
+        <w:tc>
+          <w:tcPr>
+            <w:tcW w:type="dxa" w:w="1440"/>
+          </w:tcPr>
+          <w:p>
+            <w:r>
+              <w:t>Leveraging the Corporate Brand</w:t>
+            </w:r>
+          </w:p>
+        </w:tc>
+        <w:tc>
+          <w:tcPr>
+            <w:tcW w:type="dxa" w:w="1440"/>
+          </w:tcPr>
+          <w:p>
+            <w:r/>
+          </w:p>
+        </w:tc>
+        <w:tc>
+          <w:tcPr>
+            <w:tcW w:type="dxa" w:w="1440"/>
+          </w:tcPr>
+          <w:p>
+            <w:r/>
+          </w:p>
+        </w:tc>
+        <w:tc>
+          <w:tcPr>
+            <w:tcW w:type="dxa" w:w="1440"/>
+          </w:tcPr>
+          <w:p>
+            <w:r>
+              <w:t>to-notion</w:t>
+            </w:r>
+          </w:p>
+        </w:tc>
+        <w:tc>
+          <w:tcPr>
+            <w:tcW w:type="dxa" w:w="1440"/>
+          </w:tcPr>
+          <w:p>
+            <w:r>
+              <w:t>文献综述</w:t>
+            </w:r>
+          </w:p>
+        </w:tc>
+      </w:tr>
     </w:tbl>
     <w:p>
       <w:r>
@@ -119,6 +177,157 @@
         <w:t>二、文献材料详情</w:t>
       </w:r>
     </w:p>
+    <w:p>
+      <w:pPr>
+        <w:pStyle w:val="Heading2"/>
+      </w:pPr>
+      <w:r>
+        <w:t>1. Leveraging the Corporate Brand</w:t>
+      </w:r>
+    </w:p>
+    <w:p>
+      <w:pPr>
+        <w:pStyle w:val="Heading3"/>
+      </w:pPr>
+      <w:r>
+        <w:t>1. 基本信息</w:t>
+      </w:r>
+    </w:p>
+    <w:p>
+      <w:r>
+        <w:rPr>
+          <w:b/>
+        </w:rPr>
+        <w:t>作者：</w:t>
+      </w:r>
+      <w:r>
+        <w:t>David A Aaker</w:t>
+      </w:r>
+    </w:p>
+    <w:p>
+      <w:r>
+        <w:rPr>
+          <w:b/>
+        </w:rPr>
+        <w:t>Notion 链接：</w:t>
+      </w:r>
+      <w:r>
+        <w:t>https://app.notion.com/p/Leveraging-the-Corporate-Brand-38be8c8a654d815fbed4f3c2c82d9e0b</w:t>
+      </w:r>
+    </w:p>
+    <w:p>
+      <w:pPr>
+        <w:pStyle w:val="Heading3"/>
+      </w:pPr>
+      <w:r>
+        <w:t>2. 分类信息</w:t>
+      </w:r>
+    </w:p>
+    <w:p>
+      <w:r>
+        <w:rPr>
+          <w:b/>
+        </w:rPr>
+        <w:t>主题：</w:t>
+      </w:r>
+      <w:r>
+        <w:t>to-notion</w:t>
+      </w:r>
+    </w:p>
+    <w:p>
+      <w:r>
+        <w:rPr>
+          <w:b/>
+        </w:rPr>
+        <w:t>用途：</w:t>
+      </w:r>
+      <w:r>
+        <w:t>概念定义</w:t>
+      </w:r>
+    </w:p>
+    <w:p>
+      <w:r>
+        <w:rPr>
+          <w:b/>
+        </w:rPr>
+        <w:t>对应章节：</w:t>
+      </w:r>
+      <w:r>
+        <w:t>文献综述</w:t>
+      </w:r>
+    </w:p>
+    <w:p>
+      <w:pPr>
+        <w:pStyle w:val="Heading3"/>
+      </w:pPr>
+      <w:r>
+        <w:t>3. 摘要</w:t>
+      </w:r>
+    </w:p>
+    <w:p>
+      <w:r>
+        <w:rPr>
+          <w:b/>
+        </w:rPr>
+        <w:t>英文题名：</w:t>
+      </w:r>
+      <w:r>
+        <w:t>Leveraging the Corporate Brand</w:t>
+      </w:r>
+    </w:p>
+    <w:p>
+      <w:pPr>
+        <w:pStyle w:val="Heading3"/>
+      </w:pPr>
+      <w:r>
+        <w:t>4. Notion 正文笔记</w:t>
+      </w:r>
+    </w:p>
+    <w:p>
+      <w:r>
+        <w:t>你好再见</w:t>
+      </w:r>
+    </w:p>
+    <w:p>
+      <w:pPr>
+        <w:pStyle w:val="Heading3"/>
+      </w:pPr>
+      <w:r>
+        <w:t>5. Notion 评论</w:t>
+      </w:r>
+    </w:p>
+    <w:p>
+      <w:r>
+        <w:t>[2026-06-26T10:15:00.000Z | 2e7104cf-fe23-4c34-a5ff-664e8022cfc1] 很好的一篇文献</w:t>
+      </w:r>
+    </w:p>
+    <w:p>
+      <w:pPr>
+        <w:pStyle w:val="Heading3"/>
+      </w:pPr>
+      <w:r>
+        <w:t>6. 可支持论点</w:t>
+      </w:r>
+    </w:p>
+    <w:p>
+      <w:r>
+        <w:t>53535353</w:t>
+      </w:r>
+    </w:p>
+    <w:p>
+      <w:pPr>
+        <w:pStyle w:val="Heading3"/>
+      </w:pPr>
+      <w:r>
+        <w:t>7. 我的评价</w:t>
+      </w:r>
+    </w:p>
+    <w:p>
+      <w:r>
+        <w:t>98765</w:t>
+      </w:r>
+    </w:p>
+    <w:p/>
     <w:sectPr>
       <w:pgSz w:w="12240" w:h="15840"/>
       <w:pgMar w:top="1440" w:right="1800" w:bottom="1440" w:left="1800" w:header="720" w:footer="720" w:gutter="0"/>

--- a/materials/word/文献综述材料包.docx
+++ b/materials/word/文献综述材料包.docx
@@ -286,6 +286,8 @@
     <w:p>
       <w:r>
         <w:t>你好再见</w:t>
+        <w:br/>
+        <w:t>as i was a child ,i would like to become a superstar.therefore, i only get a doll from my parents.</w:t>
       </w:r>
     </w:p>
     <w:p>

--- a/materials/word/文献综述材料包.docx
+++ b/materials/word/文献综述材料包.docx
@@ -18,7 +18,7 @@
     </w:p>
     <w:p>
       <w:r>
-        <w:t>文献数量：1</w:t>
+        <w:t>文献数量：0</w:t>
       </w:r>
     </w:p>
     <w:p>
@@ -105,64 +105,6 @@
           </w:p>
         </w:tc>
       </w:tr>
-      <w:tr>
-        <w:tc>
-          <w:tcPr>
-            <w:tcW w:type="dxa" w:w="1440"/>
-          </w:tcPr>
-          <w:p>
-            <w:r>
-              <w:t>1</w:t>
-            </w:r>
-          </w:p>
-        </w:tc>
-        <w:tc>
-          <w:tcPr>
-            <w:tcW w:type="dxa" w:w="1440"/>
-          </w:tcPr>
-          <w:p>
-            <w:r>
-              <w:t>利用企业品牌</w:t>
-            </w:r>
-          </w:p>
-        </w:tc>
-        <w:tc>
-          <w:tcPr>
-            <w:tcW w:type="dxa" w:w="1440"/>
-          </w:tcPr>
-          <w:p>
-            <w:r/>
-          </w:p>
-        </w:tc>
-        <w:tc>
-          <w:tcPr>
-            <w:tcW w:type="dxa" w:w="1440"/>
-          </w:tcPr>
-          <w:p>
-            <w:r/>
-          </w:p>
-        </w:tc>
-        <w:tc>
-          <w:tcPr>
-            <w:tcW w:type="dxa" w:w="1440"/>
-          </w:tcPr>
-          <w:p>
-            <w:r>
-              <w:t>to-notion</w:t>
-            </w:r>
-          </w:p>
-        </w:tc>
-        <w:tc>
-          <w:tcPr>
-            <w:tcW w:type="dxa" w:w="1440"/>
-          </w:tcPr>
-          <w:p>
-            <w:r>
-              <w:t>文献综述</w:t>
-            </w:r>
-          </w:p>
-        </w:tc>
-      </w:tr>
     </w:tbl>
     <w:p>
       <w:r>
@@ -177,170 +119,6 @@
         <w:t>二、文献材料详情</w:t>
       </w:r>
     </w:p>
-    <w:p>
-      <w:pPr>
-        <w:pStyle w:val="Heading2"/>
-      </w:pPr>
-      <w:r>
-        <w:t>1. 利用企业品牌</w:t>
-      </w:r>
-    </w:p>
-    <w:p>
-      <w:pPr>
-        <w:pStyle w:val="Heading3"/>
-      </w:pPr>
-      <w:r>
-        <w:t>1. 基本信息</w:t>
-      </w:r>
-    </w:p>
-    <w:p>
-      <w:r>
-        <w:rPr>
-          <w:b/>
-        </w:rPr>
-        <w:t>作者：</w:t>
-      </w:r>
-      <w:r>
-        <w:t>David A Aaker</w:t>
-      </w:r>
-    </w:p>
-    <w:p>
-      <w:r>
-        <w:rPr>
-          <w:b/>
-        </w:rPr>
-        <w:t>Notion 链接：</w:t>
-      </w:r>
-      <w:r>
-        <w:t>https://app.notion.com/p/Leveraging-the-Corporate-Brand-38be8c8a654d815fbed4f3c2c82d9e0b</w:t>
-      </w:r>
-    </w:p>
-    <w:p>
-      <w:pPr>
-        <w:pStyle w:val="Heading3"/>
-      </w:pPr>
-      <w:r>
-        <w:t>2. 分类信息</w:t>
-      </w:r>
-    </w:p>
-    <w:p>
-      <w:r>
-        <w:rPr>
-          <w:b/>
-        </w:rPr>
-        <w:t>主题：</w:t>
-      </w:r>
-      <w:r>
-        <w:t>to-notion</w:t>
-      </w:r>
-    </w:p>
-    <w:p>
-      <w:r>
-        <w:rPr>
-          <w:b/>
-        </w:rPr>
-        <w:t>用途：</w:t>
-      </w:r>
-      <w:r>
-        <w:t>概念定义</w:t>
-      </w:r>
-    </w:p>
-    <w:p>
-      <w:r>
-        <w:rPr>
-          <w:b/>
-        </w:rPr>
-        <w:t>对应章节：</w:t>
-      </w:r>
-      <w:r>
-        <w:t>文献综述</w:t>
-      </w:r>
-    </w:p>
-    <w:p>
-      <w:pPr>
-        <w:pStyle w:val="Heading3"/>
-      </w:pPr>
-      <w:r>
-        <w:t>3. 摘要</w:t>
-      </w:r>
-    </w:p>
-    <w:p>
-      <w:r>
-        <w:rPr>
-          <w:b/>
-        </w:rPr>
-        <w:t>中文题名：</w:t>
-      </w:r>
-      <w:r>
-        <w:t>利用企业品牌</w:t>
-      </w:r>
-    </w:p>
-    <w:p>
-      <w:r>
-        <w:rPr>
-          <w:b/>
-        </w:rPr>
-        <w:t>英文题名：</w:t>
-      </w:r>
-      <w:r>
-        <w:t>Leveraging the Corporate Brand</w:t>
-      </w:r>
-    </w:p>
-    <w:p>
-      <w:pPr>
-        <w:pStyle w:val="Heading3"/>
-      </w:pPr>
-      <w:r>
-        <w:t>4. Notion 正文笔记</w:t>
-      </w:r>
-    </w:p>
-    <w:p>
-      <w:r>
-        <w:t>你好再见</w:t>
-        <w:br/>
-        <w:t>as i was a child ,i would like to become a superstar.therefore, i only get a doll from my parents.</w:t>
-      </w:r>
-    </w:p>
-    <w:p>
-      <w:pPr>
-        <w:pStyle w:val="Heading3"/>
-      </w:pPr>
-      <w:r>
-        <w:t>5. Notion 评论</w:t>
-      </w:r>
-    </w:p>
-    <w:p>
-      <w:r>
-        <w:t>[2026-06-26T10:15:00.000Z | 2e7104cf-fe23-4c34-a5ff-664e8022cfc1] 很好的一篇文献</w:t>
-      </w:r>
-    </w:p>
-    <w:p>
-      <w:pPr>
-        <w:pStyle w:val="Heading3"/>
-      </w:pPr>
-      <w:r>
-        <w:t>6. 可支持论点</w:t>
-      </w:r>
-    </w:p>
-    <w:p>
-      <w:r>
-        <w:t>53535353</w:t>
-      </w:r>
-    </w:p>
-    <w:p>
-      <w:pPr>
-        <w:pStyle w:val="Heading3"/>
-      </w:pPr>
-      <w:r>
-        <w:t>7. 我的评价</w:t>
-      </w:r>
-    </w:p>
-    <w:p>
-      <w:r>
-        <w:t>98765</w:t>
-      </w:r>
-    </w:p>
-    <w:p/>
     <w:sectPr>
       <w:pgSz w:w="12240" w:h="15840"/>
       <w:pgMar w:top="1440" w:right="1800" w:bottom="1440" w:left="1800" w:header="720" w:footer="720" w:gutter="0"/>
